--- a/policies/build/masters_hco/HCO.COP.4_v2_master.docx
+++ b/policies/build/masters_hco/HCO.COP.4_v2_master.docx
@@ -761,7 +761,7 @@
           <w:sz w:val="22"/>
           <w:szCs w:val="22"/>
         </w:rPr>
-        <w:t xml:space="preserve">Boundaries: do not copy SHCO COP wording. Do not overwrite AAC policies. Spell out abbreviations on first use in training materials.</w:t>
+        <w:t xml:space="preserve">Boundaries: do not overwrite HCO AAC policies. Spell out abbreviations on first use in training materials.</w:t>
       </w:r>
     </w:p>
     <w:p>
@@ -881,7 +881,7 @@
         <w:spacing w:after="100" w:before="220"/>
       </w:pPr>
       <w:r>
-        <w:t xml:space="preserve">5.1 The organisation identifies potential community emergencies, epidemic..</w:t>
+        <w:t xml:space="preserve">5.1 The organisation identifies potential community emergencies, epidemics..</w:t>
       </w:r>
     </w:p>
     <w:p>
@@ -914,7 +914,7 @@
         <w:spacing w:after="100" w:before="220"/>
       </w:pPr>
       <w:r>
-        <w:t xml:space="preserve">5.2 The organisation manages community emergencies, epidemics and other d..</w:t>
+        <w:t xml:space="preserve">5.2 The organisation manages community emergencies, epidemics and other..</w:t>
       </w:r>
     </w:p>
     <w:p>
@@ -1014,6 +1014,20 @@
       </w:pPr>
       <w:r>
         <w:t xml:space="preserve">6. Governance and responsibility</w:t>
+      </w:r>
+    </w:p>
+    <w:p>
+      <w:pPr>
+        <w:spacing w:after="20" w:before="100"/>
+      </w:pPr>
+      <w:r>
+        <w:rPr>
+          <w:b/>
+          <w:bCs/>
+          <w:sz w:val="22"/>
+          <w:szCs w:val="22"/>
+        </w:rPr>
+        <w:t xml:space="preserve">Medical Superintendent</w:t>
       </w:r>
     </w:p>
     <w:p>
@@ -1030,6 +1044,20 @@
           <w:sz w:val="22"/>
           <w:szCs w:val="22"/>
         </w:rPr>
+        <w:t xml:space="preserve">Accountable that COP.4 is resourced and followed.</w:t>
+      </w:r>
+    </w:p>
+    <w:p>
+      <w:pPr>
+        <w:spacing w:after="20" w:before="100"/>
+      </w:pPr>
+      <w:r>
+        <w:rPr>
+          <w:b/>
+          <w:bCs/>
+          <w:sz w:val="22"/>
+          <w:szCs w:val="22"/>
+        </w:rPr>
         <w:t xml:space="preserve">Medical Superintendent</w:t>
       </w:r>
     </w:p>
@@ -1047,7 +1075,21 @@
           <w:sz w:val="22"/>
           <w:szCs w:val="22"/>
         </w:rPr>
-        <w:t xml:space="preserve">Accountable that COP.4 is resourced and followed.</w:t>
+        <w:t xml:space="preserve">Owns day-to-day implementation and records for this standard.</w:t>
+      </w:r>
+    </w:p>
+    <w:p>
+      <w:pPr>
+        <w:spacing w:after="20" w:before="100"/>
+      </w:pPr>
+      <w:r>
+        <w:rPr>
+          <w:b/>
+          <w:bCs/>
+          <w:sz w:val="22"/>
+          <w:szCs w:val="22"/>
+        </w:rPr>
+        <w:t xml:space="preserve">Treating doctors / nurses / technicians (as applicable)</w:t>
       </w:r>
     </w:p>
     <w:p>
@@ -1064,7 +1106,21 @@
           <w:sz w:val="22"/>
           <w:szCs w:val="22"/>
         </w:rPr>
-        <w:t xml:space="preserve">Medical Superintendent</w:t>
+        <w:t xml:space="preserve">Deliver care as written; escalate stop-work triggers without delay.</w:t>
+      </w:r>
+    </w:p>
+    <w:p>
+      <w:pPr>
+        <w:spacing w:after="20" w:before="100"/>
+      </w:pPr>
+      <w:r>
+        <w:rPr>
+          <w:b/>
+          <w:bCs/>
+          <w:sz w:val="22"/>
+          <w:szCs w:val="22"/>
+        </w:rPr>
+        <w:t xml:space="preserve">Quality Coordinator</w:t>
       </w:r>
     </w:p>
     <w:p>
@@ -1081,7 +1137,28 @@
           <w:sz w:val="22"/>
           <w:szCs w:val="22"/>
         </w:rPr>
-        <w:t xml:space="preserve">Owns day-to-day implementation and records for this standard.</w:t>
+        <w:t xml:space="preserve">Audits this policy «quarterly»; holds training acknowledgements.</w:t>
+      </w:r>
+    </w:p>
+    <w:p>
+      <w:pPr>
+        <w:pStyle w:val="Heading1"/>
+        <w:spacing w:after="120" w:before="280"/>
+      </w:pPr>
+      <w:r>
+        <w:t xml:space="preserve">7. Quality monitoring (RCA → CAPA)</w:t>
+      </w:r>
+    </w:p>
+    <w:p>
+      <w:pPr>
+        <w:spacing w:after="140"/>
+      </w:pPr>
+      <w:r>
+        <w:rPr>
+          <w:sz w:val="22"/>
+          <w:szCs w:val="22"/>
+        </w:rPr>
+        <w:t xml:space="preserve">The Quality Coordinator audits this policy «quarterly». The audit reviews:</w:t>
       </w:r>
     </w:p>
     <w:p>
@@ -1098,7 +1175,7 @@
           <w:sz w:val="22"/>
           <w:szCs w:val="22"/>
         </w:rPr>
-        <w:t xml:space="preserve">Treating doctors / nurses / technicians (as applicable)</w:t>
+        <w:t xml:space="preserve">Records for a sample of this standard's objective elements, checked against the What-we-do steps.</w:t>
       </w:r>
     </w:p>
     <w:p>
@@ -1115,7 +1192,7 @@
           <w:sz w:val="22"/>
           <w:szCs w:val="22"/>
         </w:rPr>
-        <w:t xml:space="preserve">Deliver care as written; escalate stop-work triggers without delay.</w:t>
+        <w:t xml:space="preserve">Documentary evidence is on file for each asterisked objective element in the sample.</w:t>
       </w:r>
     </w:p>
     <w:p>
@@ -1132,33 +1209,7 @@
           <w:sz w:val="22"/>
           <w:szCs w:val="22"/>
         </w:rPr>
-        <w:t xml:space="preserve">Quality Coordinator</w:t>
-      </w:r>
-    </w:p>
-    <w:p>
-      <w:pPr>
-        <w:pStyle w:val="ListParagraph"/>
-        <w:numPr>
-          <w:ilvl w:val="0"/>
-          <w:numId w:val="1"/>
-        </w:numPr>
-        <w:spacing w:after="60"/>
-      </w:pPr>
-      <w:r>
-        <w:rPr>
-          <w:sz w:val="22"/>
-          <w:szCs w:val="22"/>
-        </w:rPr>
-        <w:t xml:space="preserve">Audits this policy «quarterly»; holds training acknowledgements.</w:t>
-      </w:r>
-    </w:p>
-    <w:p>
-      <w:pPr>
-        <w:pStyle w:val="Heading1"/>
-        <w:spacing w:after="120" w:before="280"/>
-      </w:pPr>
-      <w:r>
-        <w:t xml:space="preserve">7. Quality monitoring (RCA → CAPA)</w:t>
+        <w:t xml:space="preserve">Stop-work events (if any) are logged with outcome.</w:t>
       </w:r>
     </w:p>
     <w:p>
@@ -1170,87 +1221,7 @@
           <w:sz w:val="22"/>
           <w:szCs w:val="22"/>
         </w:rPr>
-        <w:t xml:space="preserve">The Quality Coordinator audits this policy «quarterly».</w:t>
-      </w:r>
-    </w:p>
-    <w:p>
-      <w:pPr>
-        <w:spacing w:after="140"/>
-      </w:pPr>
-      <w:r>
-        <w:rPr>
-          <w:sz w:val="22"/>
-          <w:szCs w:val="22"/>
-        </w:rPr>
-        <w:t xml:space="preserve">What is monitored each quarter:</w:t>
-      </w:r>
-    </w:p>
-    <w:p>
-      <w:pPr>
-        <w:pStyle w:val="ListParagraph"/>
-        <w:numPr>
-          <w:ilvl w:val="0"/>
-          <w:numId w:val="1"/>
-        </w:numPr>
-        <w:spacing w:after="60"/>
-      </w:pPr>
-      <w:r>
-        <w:rPr>
-          <w:sz w:val="22"/>
-          <w:szCs w:val="22"/>
-        </w:rPr>
-        <w:t xml:space="preserve">Sample of records for each OE COP.4.a–d.</w:t>
-      </w:r>
-    </w:p>
-    <w:p>
-      <w:pPr>
-        <w:pStyle w:val="ListParagraph"/>
-        <w:numPr>
-          <w:ilvl w:val="0"/>
-          <w:numId w:val="1"/>
-        </w:numPr>
-        <w:spacing w:after="60"/>
-      </w:pPr>
-      <w:r>
-        <w:rPr>
-          <w:sz w:val="22"/>
-          <w:szCs w:val="22"/>
-        </w:rPr>
-        <w:t xml:space="preserve">Asterisked elements (ab) have document evidence as required.</w:t>
-      </w:r>
-    </w:p>
-    <w:p>
-      <w:pPr>
-        <w:pStyle w:val="ListParagraph"/>
-        <w:numPr>
-          <w:ilvl w:val="0"/>
-          <w:numId w:val="1"/>
-        </w:numPr>
-        <w:spacing w:after="60"/>
-      </w:pPr>
-      <w:r>
-        <w:rPr>
-          <w:sz w:val="22"/>
-          <w:szCs w:val="22"/>
-        </w:rPr>
-        <w:t xml:space="preserve">CORE elements (none) show no critical gaps in the sample.</w:t>
-      </w:r>
-    </w:p>
-    <w:p>
-      <w:pPr>
-        <w:pStyle w:val="ListParagraph"/>
-        <w:numPr>
-          <w:ilvl w:val="0"/>
-          <w:numId w:val="1"/>
-        </w:numPr>
-        <w:spacing w:after="60"/>
-      </w:pPr>
-      <w:r>
-        <w:rPr>
-          <w:sz w:val="22"/>
-          <w:szCs w:val="22"/>
-        </w:rPr>
-        <w:t xml:space="preserve">Stop-work events (if any) are logged with outcome.</w:t>
+        <w:t xml:space="preserve">Root-cause analysis is required when a gap found in this audit remains open beyond «90 days».</w:t>
       </w:r>
     </w:p>
     <w:p>
@@ -2718,7 +2689,7 @@
           <w:sz w:val="22"/>
           <w:szCs w:val="22"/>
         </w:rPr>
-        <w:t xml:space="preserve">Records showing COP.4.a was followed for sampled patients/cases.</w:t>
+        <w:t xml:space="preserve">Written community emergency, epidemic or disaster risk-identification record.</w:t>
       </w:r>
     </w:p>
     <w:p>
@@ -2735,7 +2706,7 @@
           <w:sz w:val="22"/>
           <w:szCs w:val="22"/>
         </w:rPr>
-        <w:t xml:space="preserve">Written guidance / protocol referenced for this element (where required).</w:t>
+        <w:t xml:space="preserve">Local hazard-assessment record.</w:t>
       </w:r>
     </w:p>
     <w:p>
@@ -2752,7 +2723,16 @@
           <w:sz w:val="22"/>
           <w:szCs w:val="22"/>
         </w:rPr>
-        <w:t xml:space="preserve">Audit sample notes for COP.4.a reviewed «quarterly».</w:t>
+        <w:t xml:space="preserve">Periodic-review record of identified risks.</w:t>
+      </w:r>
+    </w:p>
+    <w:p>
+      <w:pPr>
+        <w:pStyle w:val="Heading2"/>
+        <w:spacing w:after="100" w:before="220"/>
+      </w:pPr>
+      <w:r>
+        <w:t xml:space="preserve">COP.4.b — The organisation manages community emergencies, epidemics and other disasters as per a documented plan.</w:t>
       </w:r>
     </w:p>
     <w:p>
@@ -2769,16 +2749,7 @@
           <w:sz w:val="22"/>
           <w:szCs w:val="22"/>
         </w:rPr>
-        <w:t xml:space="preserve">Documented evidence specifically required by the asterisked interpretation.</w:t>
-      </w:r>
-    </w:p>
-    <w:p>
-      <w:pPr>
-        <w:pStyle w:val="Heading2"/>
-        <w:spacing w:after="100" w:before="220"/>
-      </w:pPr>
-      <w:r>
-        <w:t xml:space="preserve">COP.4.b — The organisation manages community emergencies, epidemics and other disasters as per a documented plan.</w:t>
+        <w:t xml:space="preserve">Documented community-emergency management plan.</w:t>
       </w:r>
     </w:p>
     <w:p>
@@ -2795,7 +2766,7 @@
           <w:sz w:val="22"/>
           <w:szCs w:val="22"/>
         </w:rPr>
-        <w:t xml:space="preserve">Records showing COP.4.b was followed for sampled patients/cases.</w:t>
+        <w:t xml:space="preserve">Roles-and-responsibilities record within the plan.</w:t>
       </w:r>
     </w:p>
     <w:p>
@@ -2812,7 +2783,16 @@
           <w:sz w:val="22"/>
           <w:szCs w:val="22"/>
         </w:rPr>
-        <w:t xml:space="preserve">Written guidance / protocol referenced for this element (where required).</w:t>
+        <w:t xml:space="preserve">Activation record for a real event, where applicable.</w:t>
+      </w:r>
+    </w:p>
+    <w:p>
+      <w:pPr>
+        <w:pStyle w:val="Heading2"/>
+        <w:spacing w:after="100" w:before="220"/>
+      </w:pPr>
+      <w:r>
+        <w:t xml:space="preserve">COP.4.c — Provision is made for availability of medical supplies, equipment and materials during such emergencies.</w:t>
       </w:r>
     </w:p>
     <w:p>
@@ -2829,7 +2809,7 @@
           <w:sz w:val="22"/>
           <w:szCs w:val="22"/>
         </w:rPr>
-        <w:t xml:space="preserve">Audit sample notes for COP.4.b reviewed «quarterly».</w:t>
+        <w:t xml:space="preserve">Emergency-supply and equipment-provision record for community emergencies.</w:t>
       </w:r>
     </w:p>
     <w:p>
@@ -2846,16 +2826,7 @@
           <w:sz w:val="22"/>
           <w:szCs w:val="22"/>
         </w:rPr>
-        <w:t xml:space="preserve">Documented evidence specifically required by the asterisked interpretation.</w:t>
-      </w:r>
-    </w:p>
-    <w:p>
-      <w:pPr>
-        <w:pStyle w:val="Heading2"/>
-        <w:spacing w:after="100" w:before="220"/>
-      </w:pPr>
-      <w:r>
-        <w:t xml:space="preserve">COP.4.c — Provision is made for availability of medical supplies, equipment and materials during such emergencies.</w:t>
+        <w:t xml:space="preserve">Stock-adequacy check record.</w:t>
       </w:r>
     </w:p>
     <w:p>
@@ -2872,7 +2843,16 @@
           <w:sz w:val="22"/>
           <w:szCs w:val="22"/>
         </w:rPr>
-        <w:t xml:space="preserve">Records showing COP.4.c was followed for sampled patients/cases.</w:t>
+        <w:t xml:space="preserve">Replenishment record after use.</w:t>
+      </w:r>
+    </w:p>
+    <w:p>
+      <w:pPr>
+        <w:pStyle w:val="Heading2"/>
+        <w:spacing w:after="100" w:before="220"/>
+      </w:pPr>
+      <w:r>
+        <w:t xml:space="preserve">COP.4.d — The plan is tested at least twice a year.</w:t>
       </w:r>
     </w:p>
     <w:p>
@@ -2889,7 +2869,7 @@
           <w:sz w:val="22"/>
           <w:szCs w:val="22"/>
         </w:rPr>
-        <w:t xml:space="preserve">Written guidance / protocol referenced for this element (where required).</w:t>
+        <w:t xml:space="preserve">Mock-drill or test record, at least twice a year.</w:t>
       </w:r>
     </w:p>
     <w:p>
@@ -2906,16 +2886,7 @@
           <w:sz w:val="22"/>
           <w:szCs w:val="22"/>
         </w:rPr>
-        <w:t xml:space="preserve">Audit sample notes for COP.4.c reviewed «quarterly».</w:t>
-      </w:r>
-    </w:p>
-    <w:p>
-      <w:pPr>
-        <w:pStyle w:val="Heading2"/>
-        <w:spacing w:after="100" w:before="220"/>
-      </w:pPr>
-      <w:r>
-        <w:t xml:space="preserve">COP.4.d — The plan is tested at least twice a year.</w:t>
+        <w:t xml:space="preserve">Debrief and corrective-action record.</w:t>
       </w:r>
     </w:p>
     <w:p>
@@ -2932,41 +2903,7 @@
           <w:sz w:val="22"/>
           <w:szCs w:val="22"/>
         </w:rPr>
-        <w:t xml:space="preserve">Records showing COP.4.d was followed for sampled patients/cases.</w:t>
-      </w:r>
-    </w:p>
-    <w:p>
-      <w:pPr>
-        <w:pStyle w:val="ListParagraph"/>
-        <w:numPr>
-          <w:ilvl w:val="0"/>
-          <w:numId w:val="1"/>
-        </w:numPr>
-        <w:spacing w:after="60"/>
-      </w:pPr>
-      <w:r>
-        <w:rPr>
-          <w:sz w:val="22"/>
-          <w:szCs w:val="22"/>
-        </w:rPr>
-        <w:t xml:space="preserve">Written guidance / protocol referenced for this element (where required).</w:t>
-      </w:r>
-    </w:p>
-    <w:p>
-      <w:pPr>
-        <w:pStyle w:val="ListParagraph"/>
-        <w:numPr>
-          <w:ilvl w:val="0"/>
-          <w:numId w:val="1"/>
-        </w:numPr>
-        <w:spacing w:after="60"/>
-      </w:pPr>
-      <w:r>
-        <w:rPr>
-          <w:sz w:val="22"/>
-          <w:szCs w:val="22"/>
-        </w:rPr>
-        <w:t xml:space="preserve">Audit sample notes for COP.4.d reviewed «quarterly».</w:t>
+        <w:t xml:space="preserve">Test-schedule tracking record.</w:t>
       </w:r>
     </w:p>
     <w:p>

--- a/policies/build/masters_hco/HCO.COP.4_v2_master.docx
+++ b/policies/build/masters_hco/HCO.COP.4_v2_master.docx
@@ -692,7 +692,7 @@
           <w:sz w:val="22"/>
           <w:szCs w:val="22"/>
         </w:rPr>
-        <w:t xml:space="preserve">It covers objective elements COP.4.a–d (4 elements).</w:t>
+        <w:t xml:space="preserve">This policy covers all 4 requirements under this standard, listed in detail below.</w:t>
       </w:r>
     </w:p>
     <w:p>
@@ -704,7 +704,7 @@
           <w:sz w:val="22"/>
           <w:szCs w:val="22"/>
         </w:rPr>
-        <w:t xml:space="preserve">This policy owns COP.4. Related AAC, PRE, IPC/HIC, HRM and MOM duties stay with those policies — cross-reference only.</w:t>
+        <w:t xml:space="preserve">This policy covers community emergencies, epidemics and disasters specifically. Related duties — like patient assessment, patient rights, infection control, staffing, or medication management — are covered in the hospital's other policies, not repeated here.</w:t>
       </w:r>
     </w:p>
     <w:p>
@@ -749,7 +749,7 @@
           <w:sz w:val="22"/>
           <w:szCs w:val="22"/>
         </w:rPr>
-        <w:t xml:space="preserve">It covers 4 objective elements (COP.4.a, COP.4.b, COP.4.c, COP.4.d).</w:t>
+        <w:t xml:space="preserve">This policy covers all 4 requirements under this standard, listed in detail below.</w:t>
       </w:r>
     </w:p>
     <w:p>
@@ -761,7 +761,7 @@
           <w:sz w:val="22"/>
           <w:szCs w:val="22"/>
         </w:rPr>
-        <w:t xml:space="preserve">Boundaries: do not overwrite HCO AAC policies. Spell out abbreviations on first use in training materials.</w:t>
+        <w:t xml:space="preserve">This policy covers community emergencies, epidemics and disasters specifically. Related duties — like patient assessment, patient rights, infection control, staffing, or medication management — are covered in the hospital's other policies, not repeated here. Spell out abbreviations on first use in training materials.</w:t>
       </w:r>
     </w:p>
     <w:p>
